--- a/assets/LodovicoMinnocciResume-3-3-2023.docx
+++ b/assets/LodovicoMinnocciResume-3-3-2023.docx
@@ -658,6 +658,12 @@
             <w:r>
               <w:t>, Dropbox, Zoom, and Slack</w:t>
             </w:r>
+          </w:p>
+          <w:p>
+            <w:pPr>
+              <w:pStyle w:val="ListParagraph"/>
+              <w:ind w:right="866" w:firstLine="0"/>
+            </w:pPr>
           </w:p>
         </w:tc>
         <w:tc>
@@ -1986,21 +1992,7 @@
                 <w:color w:val="auto"/>
                 <w:szCs w:val="20"/>
               </w:rPr>
-              <w:t>Southern Connecticut State</w:t>
-            </w:r>
-            <w:r>
-              <w:rPr>
-                <w:color w:val="auto"/>
-                <w:szCs w:val="20"/>
-              </w:rPr>
-              <w:t xml:space="preserve"> </w:t>
-            </w:r>
-            <w:r>
-              <w:rPr>
-                <w:color w:val="auto"/>
-                <w:szCs w:val="20"/>
-              </w:rPr>
-              <w:t xml:space="preserve">University, 2014-Present </w:t>
+              <w:t xml:space="preserve">Southern Connecticut State University, 2014-Present </w:t>
             </w:r>
           </w:p>
           <w:p>
